--- a/backend-app/samples/biểu mẫu tiệc/BIÊN BẢN GIAO MÓN PHÁT SINH.docx
+++ b/backend-app/samples/biểu mẫu tiệc/BIÊN BẢN GIAO MÓN PHÁT SINH.docx
@@ -877,23 +877,7 @@
             <w:tcW w:w="1361" w:type="dxa"/>
           </w:tcPr>
           <w:p>
-            <w:pPr>
-              <w:spacing w:before="60"/>
-              <w:jc w:val="center"/>
-              <w:rPr>
-                <w:rFonts w:ascii="Times New Roman" w:hAnsi="Times New Roman" w:cs="Times New Roman"/>
-                <w:b/>
-                <w:sz w:val="20"/>
-                <w:szCs w:val="20"/>
-              </w:rPr>
-            </w:pPr>
-            <w:r>
-              <w:rPr>
-                <w:rFonts w:ascii="Times New Roman" w:hAnsi="Times New Roman" w:cs="Times New Roman"/>
-                <w:b/>
-                <w:sz w:val="20"/>
-                <w:szCs w:val="20"/>
-              </w:rPr>
+            <w:r>
               <w:t>Số lượng</w:t>
             </w:r>
           </w:p>
@@ -903,16 +887,9 @@
             <w:tcW w:w="1605" w:type="dxa"/>
           </w:tcPr>
           <w:p>
-            <w:pPr>
-              <w:spacing w:before="60"/>
-              <w:jc w:val="right"/>
-              <w:rPr>
-                <w:rFonts w:ascii="Times New Roman" w:hAnsi="Times New Roman" w:cs="Times New Roman"/>
-                <w:b/>
-                <w:sz w:val="18"/>
-                <w:szCs w:val="18"/>
-              </w:rPr>
-            </w:pPr>
+            <w:r>
+              <w:t>{BanChinhThuc}</w:t>
+            </w:r>
           </w:p>
         </w:tc>
         <w:tc>
@@ -920,16 +897,9 @@
             <w:tcW w:w="1261" w:type="dxa"/>
           </w:tcPr>
           <w:p>
-            <w:pPr>
-              <w:spacing w:before="60"/>
-              <w:jc w:val="right"/>
-              <w:rPr>
-                <w:rFonts w:ascii="Times New Roman" w:hAnsi="Times New Roman" w:cs="Times New Roman"/>
-                <w:b/>
-                <w:sz w:val="18"/>
-                <w:szCs w:val="18"/>
-              </w:rPr>
-            </w:pPr>
+            <w:r>
+              <w:t>{BanTang}</w:t>
+            </w:r>
           </w:p>
         </w:tc>
         <w:tc>
@@ -937,16 +907,9 @@
             <w:tcW w:w="1472" w:type="dxa"/>
           </w:tcPr>
           <w:p>
-            <w:pPr>
-              <w:spacing w:before="60"/>
-              <w:jc w:val="right"/>
-              <w:rPr>
-                <w:rFonts w:ascii="Times New Roman" w:hAnsi="Times New Roman" w:cs="Times New Roman"/>
-                <w:b/>
-                <w:sz w:val="18"/>
-                <w:szCs w:val="18"/>
-              </w:rPr>
-            </w:pPr>
+            <w:r>
+              <w:t>{BanChay}</w:t>
+            </w:r>
           </w:p>
         </w:tc>
         <w:tc>
@@ -954,16 +917,9 @@
             <w:tcW w:w="1490" w:type="dxa"/>
           </w:tcPr>
           <w:p>
-            <w:pPr>
-              <w:spacing w:before="60"/>
-              <w:jc w:val="right"/>
-              <w:rPr>
-                <w:rFonts w:ascii="Times New Roman" w:hAnsi="Times New Roman" w:cs="Times New Roman"/>
-                <w:b/>
-                <w:sz w:val="18"/>
-                <w:szCs w:val="18"/>
-              </w:rPr>
-            </w:pPr>
+            <w:r>
+              <w:t>{BanDuPhong}</w:t>
+            </w:r>
           </w:p>
         </w:tc>
         <w:tc>
@@ -971,17 +927,9 @@
             <w:tcW w:w="1863" w:type="dxa"/>
           </w:tcPr>
           <w:p>
-            <w:pPr>
-              <w:spacing w:before="60"/>
-              <w:ind w:right="1739"/>
-              <w:jc w:val="right"/>
-              <w:rPr>
-                <w:rFonts w:ascii="Times New Roman" w:hAnsi="Times New Roman" w:cs="Times New Roman"/>
-                <w:b/>
-                <w:sz w:val="18"/>
-                <w:szCs w:val="18"/>
-              </w:rPr>
-            </w:pPr>
+            <w:r>
+              <w:t>{BanPhatSinh}</w:t>
+            </w:r>
           </w:p>
         </w:tc>
         <w:tc>
@@ -989,17 +937,9 @@
             <w:tcW w:w="1964" w:type="dxa"/>
           </w:tcPr>
           <w:p>
-            <w:pPr>
-              <w:spacing w:before="60"/>
-              <w:ind w:right="1739"/>
-              <w:jc w:val="right"/>
-              <w:rPr>
-                <w:rFonts w:ascii="Times New Roman" w:hAnsi="Times New Roman" w:cs="Times New Roman"/>
-                <w:b/>
-                <w:sz w:val="18"/>
-                <w:szCs w:val="18"/>
-              </w:rPr>
-            </w:pPr>
+            <w:r>
+              <w:t>{TongSoBan}</w:t>
+            </w:r>
           </w:p>
         </w:tc>
       </w:tr>
@@ -1201,21 +1141,8 @@
             <w:tcW w:w="650" w:type="dxa"/>
           </w:tcPr>
           <w:p>
-            <w:pPr>
-              <w:jc w:val="center"/>
-              <w:rPr>
-                <w:rFonts w:ascii="Times New Roman" w:hAnsi="Times New Roman" w:cs="Times New Roman"/>
-                <w:sz w:val="20"/>
-                <w:szCs w:val="20"/>
-              </w:rPr>
-            </w:pPr>
-            <w:r>
-              <w:rPr>
-                <w:rFonts w:ascii="Times New Roman" w:hAnsi="Times New Roman" w:cs="Times New Roman"/>
-                <w:sz w:val="20"/>
-                <w:szCs w:val="20"/>
-              </w:rPr>
-              <w:t>1</w:t>
+            <w:r>
+              <w:t>{#MenuPhatSinh}{STT}</w:t>
             </w:r>
           </w:p>
         </w:tc>
@@ -1224,13 +1151,9 @@
             <w:tcW w:w="3707" w:type="dxa"/>
           </w:tcPr>
           <w:p>
-            <w:pPr>
-              <w:rPr>
-                <w:rFonts w:ascii="Times New Roman" w:hAnsi="Times New Roman" w:cs="Times New Roman"/>
-                <w:sz w:val="20"/>
-                <w:szCs w:val="20"/>
-              </w:rPr>
-            </w:pPr>
+            <w:r>
+              <w:t>{MonMan}</w:t>
+            </w:r>
           </w:p>
         </w:tc>
         <w:tc>
@@ -1238,13 +1161,9 @@
             <w:tcW w:w="3127" w:type="dxa"/>
           </w:tcPr>
           <w:p>
-            <w:pPr>
-              <w:rPr>
-                <w:rFonts w:ascii="Times New Roman" w:hAnsi="Times New Roman" w:cs="Times New Roman"/>
-                <w:sz w:val="20"/>
-                <w:szCs w:val="20"/>
-              </w:rPr>
-            </w:pPr>
+            <w:r>
+              <w:t>{MonChay}</w:t>
+            </w:r>
           </w:p>
         </w:tc>
         <w:tc>
@@ -1252,645 +1171,9 @@
             <w:tcW w:w="3153" w:type="dxa"/>
           </w:tcPr>
           <w:p>
-            <w:pPr>
-              <w:rPr>
-                <w:rFonts w:ascii="Times New Roman" w:hAnsi="Times New Roman" w:cs="Times New Roman"/>
-                <w:sz w:val="20"/>
-                <w:szCs w:val="20"/>
-              </w:rPr>
-            </w:pPr>
-          </w:p>
-        </w:tc>
-      </w:tr>
-      <w:tr>
-        <w:trPr>
-          <w:trHeight w:val="543"/>
-        </w:trPr>
-        <w:tc>
-          <w:tcPr>
-            <w:tcW w:w="650" w:type="dxa"/>
-          </w:tcPr>
-          <w:p>
-            <w:pPr>
-              <w:jc w:val="center"/>
-              <w:rPr>
-                <w:rFonts w:ascii="Times New Roman" w:hAnsi="Times New Roman" w:cs="Times New Roman"/>
-                <w:sz w:val="20"/>
-                <w:szCs w:val="20"/>
-              </w:rPr>
-            </w:pPr>
-            <w:r>
-              <w:rPr>
-                <w:rFonts w:ascii="Times New Roman" w:hAnsi="Times New Roman" w:cs="Times New Roman"/>
-                <w:sz w:val="20"/>
-                <w:szCs w:val="20"/>
-              </w:rPr>
-              <w:t>2</w:t>
-            </w:r>
-          </w:p>
-        </w:tc>
-        <w:tc>
-          <w:tcPr>
-            <w:tcW w:w="3707" w:type="dxa"/>
-          </w:tcPr>
-          <w:p>
-            <w:pPr>
-              <w:rPr>
-                <w:rFonts w:ascii="Times New Roman" w:hAnsi="Times New Roman" w:cs="Times New Roman"/>
-                <w:sz w:val="20"/>
-                <w:szCs w:val="20"/>
-              </w:rPr>
-            </w:pPr>
-          </w:p>
-        </w:tc>
-        <w:tc>
-          <w:tcPr>
-            <w:tcW w:w="3127" w:type="dxa"/>
-          </w:tcPr>
-          <w:p>
-            <w:pPr>
-              <w:rPr>
-                <w:rFonts w:ascii="Times New Roman" w:hAnsi="Times New Roman" w:cs="Times New Roman"/>
-                <w:sz w:val="20"/>
-                <w:szCs w:val="20"/>
-              </w:rPr>
-            </w:pPr>
-          </w:p>
-        </w:tc>
-        <w:tc>
-          <w:tcPr>
-            <w:tcW w:w="3153" w:type="dxa"/>
-          </w:tcPr>
-          <w:p>
-            <w:pPr>
-              <w:rPr>
-                <w:rFonts w:ascii="Times New Roman" w:hAnsi="Times New Roman" w:cs="Times New Roman"/>
-                <w:sz w:val="20"/>
-                <w:szCs w:val="20"/>
-              </w:rPr>
-            </w:pPr>
-          </w:p>
-        </w:tc>
-      </w:tr>
-      <w:tr>
-        <w:trPr>
-          <w:trHeight w:val="525"/>
-        </w:trPr>
-        <w:tc>
-          <w:tcPr>
-            <w:tcW w:w="650" w:type="dxa"/>
-          </w:tcPr>
-          <w:p>
-            <w:pPr>
-              <w:jc w:val="center"/>
-              <w:rPr>
-                <w:rFonts w:ascii="Times New Roman" w:hAnsi="Times New Roman" w:cs="Times New Roman"/>
-                <w:sz w:val="20"/>
-                <w:szCs w:val="20"/>
-              </w:rPr>
-            </w:pPr>
-            <w:r>
-              <w:rPr>
-                <w:rFonts w:ascii="Times New Roman" w:hAnsi="Times New Roman" w:cs="Times New Roman"/>
-                <w:sz w:val="20"/>
-                <w:szCs w:val="20"/>
-              </w:rPr>
-              <w:t>3</w:t>
-            </w:r>
-          </w:p>
-        </w:tc>
-        <w:tc>
-          <w:tcPr>
-            <w:tcW w:w="3707" w:type="dxa"/>
-          </w:tcPr>
-          <w:p>
-            <w:pPr>
-              <w:rPr>
-                <w:rFonts w:ascii="Times New Roman" w:hAnsi="Times New Roman" w:cs="Times New Roman"/>
-                <w:sz w:val="20"/>
-                <w:szCs w:val="20"/>
-              </w:rPr>
-            </w:pPr>
-          </w:p>
-        </w:tc>
-        <w:tc>
-          <w:tcPr>
-            <w:tcW w:w="3127" w:type="dxa"/>
-          </w:tcPr>
-          <w:p>
-            <w:pPr>
-              <w:rPr>
-                <w:rFonts w:ascii="Times New Roman" w:hAnsi="Times New Roman" w:cs="Times New Roman"/>
-                <w:sz w:val="20"/>
-                <w:szCs w:val="20"/>
-              </w:rPr>
-            </w:pPr>
-          </w:p>
-        </w:tc>
-        <w:tc>
-          <w:tcPr>
-            <w:tcW w:w="3153" w:type="dxa"/>
-          </w:tcPr>
-          <w:p>
-            <w:pPr>
-              <w:rPr>
-                <w:rFonts w:ascii="Times New Roman" w:hAnsi="Times New Roman" w:cs="Times New Roman"/>
-                <w:sz w:val="20"/>
-                <w:szCs w:val="20"/>
-              </w:rPr>
-            </w:pPr>
-          </w:p>
-        </w:tc>
-      </w:tr>
-      <w:tr>
-        <w:trPr>
-          <w:trHeight w:val="525"/>
-        </w:trPr>
-        <w:tc>
-          <w:tcPr>
-            <w:tcW w:w="650" w:type="dxa"/>
-          </w:tcPr>
-          <w:p>
-            <w:pPr>
-              <w:jc w:val="center"/>
-              <w:rPr>
-                <w:rFonts w:ascii="Times New Roman" w:hAnsi="Times New Roman" w:cs="Times New Roman"/>
-                <w:sz w:val="20"/>
-                <w:szCs w:val="20"/>
-              </w:rPr>
-            </w:pPr>
-            <w:r>
-              <w:rPr>
-                <w:rFonts w:ascii="Times New Roman" w:hAnsi="Times New Roman" w:cs="Times New Roman"/>
-                <w:sz w:val="20"/>
-                <w:szCs w:val="20"/>
-              </w:rPr>
-              <w:t>4</w:t>
-            </w:r>
-          </w:p>
-        </w:tc>
-        <w:tc>
-          <w:tcPr>
-            <w:tcW w:w="3707" w:type="dxa"/>
-          </w:tcPr>
-          <w:p>
-            <w:pPr>
-              <w:rPr>
-                <w:rFonts w:ascii="Times New Roman" w:hAnsi="Times New Roman" w:cs="Times New Roman"/>
-                <w:sz w:val="20"/>
-                <w:szCs w:val="20"/>
-              </w:rPr>
-            </w:pPr>
-          </w:p>
-        </w:tc>
-        <w:tc>
-          <w:tcPr>
-            <w:tcW w:w="3127" w:type="dxa"/>
-          </w:tcPr>
-          <w:p>
-            <w:pPr>
-              <w:rPr>
-                <w:rFonts w:ascii="Times New Roman" w:hAnsi="Times New Roman" w:cs="Times New Roman"/>
-                <w:sz w:val="20"/>
-                <w:szCs w:val="20"/>
-              </w:rPr>
-            </w:pPr>
-          </w:p>
-        </w:tc>
-        <w:tc>
-          <w:tcPr>
-            <w:tcW w:w="3153" w:type="dxa"/>
-          </w:tcPr>
-          <w:p>
-            <w:pPr>
-              <w:rPr>
-                <w:rFonts w:ascii="Times New Roman" w:hAnsi="Times New Roman" w:cs="Times New Roman"/>
-                <w:sz w:val="20"/>
-                <w:szCs w:val="20"/>
-              </w:rPr>
-            </w:pPr>
-          </w:p>
-        </w:tc>
-      </w:tr>
-      <w:tr>
-        <w:trPr>
-          <w:trHeight w:val="615"/>
-        </w:trPr>
-        <w:tc>
-          <w:tcPr>
-            <w:tcW w:w="650" w:type="dxa"/>
-          </w:tcPr>
-          <w:p>
-            <w:pPr>
-              <w:jc w:val="center"/>
-              <w:rPr>
-                <w:rFonts w:ascii="Times New Roman" w:hAnsi="Times New Roman" w:cs="Times New Roman"/>
-                <w:sz w:val="20"/>
-                <w:szCs w:val="20"/>
-              </w:rPr>
-            </w:pPr>
-            <w:r>
-              <w:rPr>
-                <w:rFonts w:ascii="Times New Roman" w:hAnsi="Times New Roman" w:cs="Times New Roman"/>
-                <w:sz w:val="20"/>
-                <w:szCs w:val="20"/>
-              </w:rPr>
-              <w:t>5</w:t>
-            </w:r>
-          </w:p>
-        </w:tc>
-        <w:tc>
-          <w:tcPr>
-            <w:tcW w:w="3707" w:type="dxa"/>
-          </w:tcPr>
-          <w:p>
-            <w:pPr>
-              <w:rPr>
-                <w:rFonts w:ascii="Times New Roman" w:hAnsi="Times New Roman" w:cs="Times New Roman"/>
-                <w:sz w:val="20"/>
-                <w:szCs w:val="20"/>
-              </w:rPr>
-            </w:pPr>
-          </w:p>
-        </w:tc>
-        <w:tc>
-          <w:tcPr>
-            <w:tcW w:w="3127" w:type="dxa"/>
-          </w:tcPr>
-          <w:p>
-            <w:pPr>
-              <w:rPr>
-                <w:rFonts w:ascii="Times New Roman" w:hAnsi="Times New Roman" w:cs="Times New Roman"/>
-                <w:sz w:val="20"/>
-                <w:szCs w:val="20"/>
-              </w:rPr>
-            </w:pPr>
-          </w:p>
-        </w:tc>
-        <w:tc>
-          <w:tcPr>
-            <w:tcW w:w="3153" w:type="dxa"/>
-          </w:tcPr>
-          <w:p>
-            <w:pPr>
-              <w:rPr>
-                <w:rFonts w:ascii="Times New Roman" w:hAnsi="Times New Roman" w:cs="Times New Roman"/>
-                <w:sz w:val="20"/>
-                <w:szCs w:val="20"/>
-              </w:rPr>
-            </w:pPr>
-          </w:p>
-        </w:tc>
-      </w:tr>
-      <w:tr>
-        <w:trPr>
-          <w:trHeight w:val="543"/>
-        </w:trPr>
-        <w:tc>
-          <w:tcPr>
-            <w:tcW w:w="650" w:type="dxa"/>
-          </w:tcPr>
-          <w:p>
-            <w:pPr>
-              <w:jc w:val="center"/>
-              <w:rPr>
-                <w:rFonts w:ascii="Times New Roman" w:hAnsi="Times New Roman" w:cs="Times New Roman"/>
-                <w:sz w:val="20"/>
-                <w:szCs w:val="20"/>
-              </w:rPr>
-            </w:pPr>
-            <w:r>
-              <w:rPr>
-                <w:rFonts w:ascii="Times New Roman" w:hAnsi="Times New Roman" w:cs="Times New Roman"/>
-                <w:sz w:val="20"/>
-                <w:szCs w:val="20"/>
-              </w:rPr>
-              <w:t>6</w:t>
-            </w:r>
-          </w:p>
-        </w:tc>
-        <w:tc>
-          <w:tcPr>
-            <w:tcW w:w="3707" w:type="dxa"/>
-          </w:tcPr>
-          <w:p>
-            <w:pPr>
-              <w:rPr>
-                <w:rFonts w:ascii="Times New Roman" w:hAnsi="Times New Roman" w:cs="Times New Roman"/>
-                <w:sz w:val="20"/>
-                <w:szCs w:val="20"/>
-              </w:rPr>
-            </w:pPr>
-          </w:p>
-        </w:tc>
-        <w:tc>
-          <w:tcPr>
-            <w:tcW w:w="3127" w:type="dxa"/>
-          </w:tcPr>
-          <w:p>
-            <w:pPr>
-              <w:rPr>
-                <w:rFonts w:ascii="Times New Roman" w:hAnsi="Times New Roman" w:cs="Times New Roman"/>
-                <w:sz w:val="20"/>
-                <w:szCs w:val="20"/>
-              </w:rPr>
-            </w:pPr>
-          </w:p>
-        </w:tc>
-        <w:tc>
-          <w:tcPr>
-            <w:tcW w:w="3153" w:type="dxa"/>
-          </w:tcPr>
-          <w:p>
-            <w:pPr>
-              <w:rPr>
-                <w:rFonts w:ascii="Times New Roman" w:hAnsi="Times New Roman" w:cs="Times New Roman"/>
-                <w:sz w:val="20"/>
-                <w:szCs w:val="20"/>
-              </w:rPr>
-            </w:pPr>
-          </w:p>
-        </w:tc>
-      </w:tr>
-      <w:tr>
-        <w:trPr>
-          <w:trHeight w:val="525"/>
-        </w:trPr>
-        <w:tc>
-          <w:tcPr>
-            <w:tcW w:w="650" w:type="dxa"/>
-          </w:tcPr>
-          <w:p>
-            <w:pPr>
-              <w:jc w:val="center"/>
-              <w:rPr>
-                <w:rFonts w:ascii="Times New Roman" w:hAnsi="Times New Roman" w:cs="Times New Roman"/>
-                <w:sz w:val="20"/>
-                <w:szCs w:val="20"/>
-              </w:rPr>
-            </w:pPr>
-            <w:r>
-              <w:rPr>
-                <w:rFonts w:ascii="Times New Roman" w:hAnsi="Times New Roman" w:cs="Times New Roman"/>
-                <w:sz w:val="20"/>
-                <w:szCs w:val="20"/>
-              </w:rPr>
-              <w:t>7</w:t>
-            </w:r>
-          </w:p>
-        </w:tc>
-        <w:tc>
-          <w:tcPr>
-            <w:tcW w:w="3707" w:type="dxa"/>
-          </w:tcPr>
-          <w:p>
-            <w:pPr>
-              <w:rPr>
-                <w:rFonts w:ascii="Times New Roman" w:hAnsi="Times New Roman" w:cs="Times New Roman"/>
-                <w:sz w:val="20"/>
-                <w:szCs w:val="20"/>
-              </w:rPr>
-            </w:pPr>
-          </w:p>
-        </w:tc>
-        <w:tc>
-          <w:tcPr>
-            <w:tcW w:w="3127" w:type="dxa"/>
-          </w:tcPr>
-          <w:p>
-            <w:pPr>
-              <w:rPr>
-                <w:rFonts w:ascii="Times New Roman" w:hAnsi="Times New Roman" w:cs="Times New Roman"/>
-                <w:sz w:val="20"/>
-                <w:szCs w:val="20"/>
-              </w:rPr>
-            </w:pPr>
-          </w:p>
-        </w:tc>
-        <w:tc>
-          <w:tcPr>
-            <w:tcW w:w="3153" w:type="dxa"/>
-          </w:tcPr>
-          <w:p>
-            <w:pPr>
-              <w:rPr>
-                <w:rFonts w:ascii="Times New Roman" w:hAnsi="Times New Roman" w:cs="Times New Roman"/>
-                <w:sz w:val="20"/>
-                <w:szCs w:val="20"/>
-              </w:rPr>
-            </w:pPr>
-          </w:p>
-        </w:tc>
-      </w:tr>
-      <w:tr>
-        <w:trPr>
-          <w:trHeight w:val="525"/>
-        </w:trPr>
-        <w:tc>
-          <w:tcPr>
-            <w:tcW w:w="650" w:type="dxa"/>
-          </w:tcPr>
-          <w:p>
-            <w:pPr>
-              <w:jc w:val="center"/>
-              <w:rPr>
-                <w:rFonts w:ascii="Times New Roman" w:hAnsi="Times New Roman" w:cs="Times New Roman"/>
-                <w:sz w:val="20"/>
-                <w:szCs w:val="20"/>
-              </w:rPr>
-            </w:pPr>
-            <w:r>
-              <w:rPr>
-                <w:rFonts w:ascii="Times New Roman" w:hAnsi="Times New Roman" w:cs="Times New Roman"/>
-                <w:sz w:val="20"/>
-                <w:szCs w:val="20"/>
-              </w:rPr>
-              <w:t>8</w:t>
-            </w:r>
-          </w:p>
-        </w:tc>
-        <w:tc>
-          <w:tcPr>
-            <w:tcW w:w="3707" w:type="dxa"/>
-          </w:tcPr>
-          <w:p>
-            <w:pPr>
-              <w:rPr>
-                <w:rFonts w:ascii="Times New Roman" w:hAnsi="Times New Roman" w:cs="Times New Roman"/>
-                <w:sz w:val="20"/>
-                <w:szCs w:val="20"/>
-              </w:rPr>
-            </w:pPr>
-          </w:p>
-        </w:tc>
-        <w:tc>
-          <w:tcPr>
-            <w:tcW w:w="3127" w:type="dxa"/>
-          </w:tcPr>
-          <w:p>
-            <w:pPr>
-              <w:rPr>
-                <w:rFonts w:ascii="Times New Roman" w:hAnsi="Times New Roman" w:cs="Times New Roman"/>
-                <w:sz w:val="20"/>
-                <w:szCs w:val="20"/>
-              </w:rPr>
-            </w:pPr>
-          </w:p>
-        </w:tc>
-        <w:tc>
-          <w:tcPr>
-            <w:tcW w:w="3153" w:type="dxa"/>
-          </w:tcPr>
-          <w:p>
-            <w:pPr>
-              <w:rPr>
-                <w:rFonts w:ascii="Times New Roman" w:hAnsi="Times New Roman" w:cs="Times New Roman"/>
-                <w:sz w:val="20"/>
-                <w:szCs w:val="20"/>
-              </w:rPr>
-            </w:pPr>
-          </w:p>
-        </w:tc>
-      </w:tr>
-      <w:tr>
-        <w:trPr>
-          <w:trHeight w:val="525"/>
-        </w:trPr>
-        <w:tc>
-          <w:tcPr>
-            <w:tcW w:w="650" w:type="dxa"/>
-          </w:tcPr>
-          <w:p>
-            <w:pPr>
-              <w:jc w:val="center"/>
-              <w:rPr>
-                <w:rFonts w:ascii="Times New Roman" w:hAnsi="Times New Roman" w:cs="Times New Roman"/>
-                <w:sz w:val="20"/>
-                <w:szCs w:val="20"/>
-              </w:rPr>
-            </w:pPr>
-            <w:r>
-              <w:rPr>
-                <w:rFonts w:ascii="Times New Roman" w:hAnsi="Times New Roman" w:cs="Times New Roman"/>
-                <w:sz w:val="20"/>
-                <w:szCs w:val="20"/>
-              </w:rPr>
-              <w:t>9</w:t>
-            </w:r>
-          </w:p>
-        </w:tc>
-        <w:tc>
-          <w:tcPr>
-            <w:tcW w:w="3707" w:type="dxa"/>
-          </w:tcPr>
-          <w:p>
-            <w:pPr>
-              <w:rPr>
-                <w:rFonts w:ascii="Times New Roman" w:hAnsi="Times New Roman" w:cs="Times New Roman"/>
-                <w:sz w:val="20"/>
-                <w:szCs w:val="20"/>
-              </w:rPr>
-            </w:pPr>
-          </w:p>
-        </w:tc>
-        <w:tc>
-          <w:tcPr>
-            <w:tcW w:w="3127" w:type="dxa"/>
-          </w:tcPr>
-          <w:p>
-            <w:pPr>
-              <w:rPr>
-                <w:rFonts w:ascii="Times New Roman" w:hAnsi="Times New Roman" w:cs="Times New Roman"/>
-                <w:sz w:val="20"/>
-                <w:szCs w:val="20"/>
-              </w:rPr>
-            </w:pPr>
-          </w:p>
-        </w:tc>
-        <w:tc>
-          <w:tcPr>
-            <w:tcW w:w="3153" w:type="dxa"/>
-          </w:tcPr>
-          <w:p>
-            <w:pPr>
-              <w:rPr>
-                <w:rFonts w:ascii="Times New Roman" w:hAnsi="Times New Roman" w:cs="Times New Roman"/>
-                <w:sz w:val="20"/>
-                <w:szCs w:val="20"/>
-              </w:rPr>
-            </w:pPr>
-          </w:p>
-        </w:tc>
-      </w:tr>
-      <w:tr>
-        <w:trPr>
-          <w:trHeight w:val="525"/>
-        </w:trPr>
-        <w:tc>
-          <w:tcPr>
-            <w:tcW w:w="650" w:type="dxa"/>
-          </w:tcPr>
-          <w:p>
-            <w:pPr>
-              <w:jc w:val="center"/>
-              <w:rPr>
-                <w:rFonts w:ascii="Times New Roman" w:hAnsi="Times New Roman" w:cs="Times New Roman"/>
-                <w:sz w:val="20"/>
-                <w:szCs w:val="20"/>
-              </w:rPr>
-            </w:pPr>
-            <w:r>
-              <w:rPr>
-                <w:rFonts w:ascii="Times New Roman" w:hAnsi="Times New Roman" w:cs="Times New Roman"/>
-                <w:sz w:val="20"/>
-                <w:szCs w:val="20"/>
-              </w:rPr>
-              <w:t>10</w:t>
-            </w:r>
-            <w:bookmarkStart w:id="0" w:name="_GoBack"/>
-            <w:bookmarkEnd w:id="0"/>
-          </w:p>
-        </w:tc>
-        <w:tc>
-          <w:tcPr>
-            <w:tcW w:w="3707" w:type="dxa"/>
-          </w:tcPr>
-          <w:p>
-            <w:pPr>
-              <w:rPr>
-                <w:rFonts w:ascii="Times New Roman" w:hAnsi="Times New Roman" w:cs="Times New Roman"/>
-                <w:sz w:val="20"/>
-                <w:szCs w:val="20"/>
-              </w:rPr>
-            </w:pPr>
-          </w:p>
-        </w:tc>
-        <w:tc>
-          <w:tcPr>
-            <w:tcW w:w="3127" w:type="dxa"/>
-          </w:tcPr>
-          <w:p>
-            <w:pPr>
-              <w:rPr>
-                <w:rFonts w:ascii="Times New Roman" w:hAnsi="Times New Roman" w:cs="Times New Roman"/>
-                <w:sz w:val="20"/>
-                <w:szCs w:val="20"/>
-              </w:rPr>
-            </w:pPr>
-          </w:p>
-        </w:tc>
-        <w:tc>
-          <w:tcPr>
-            <w:tcW w:w="3153" w:type="dxa"/>
-          </w:tcPr>
-          <w:p>
-            <w:pPr>
-              <w:rPr>
-                <w:rFonts w:ascii="Times New Roman" w:hAnsi="Times New Roman" w:cs="Times New Roman"/>
-                <w:sz w:val="20"/>
-                <w:szCs w:val="20"/>
-              </w:rPr>
-            </w:pPr>
+            <w:r>
+              <w:t>{MonPhatSinh}{/MenuPhatSinh}</w:t>
+            </w:r>
           </w:p>
         </w:tc>
       </w:tr>

--- a/backend-app/samples/biểu mẫu tiệc/BIÊN BẢN GIAO MÓN PHÁT SINH.docx
+++ b/backend-app/samples/biểu mẫu tiệc/BIÊN BẢN GIAO MÓN PHÁT SINH.docx
@@ -298,15 +298,7 @@
                 <w:sz w:val="20"/>
                 <w:szCs w:val="20"/>
               </w:rPr>
-              <w:t>Ngày tiệc</w:t>
-            </w:r>
-            <w:r>
-              <w:rPr>
-                <w:rFonts w:ascii="Times New Roman" w:hAnsi="Times New Roman" w:cs="Times New Roman"/>
-                <w:sz w:val="20"/>
-                <w:szCs w:val="20"/>
-              </w:rPr>
-              <w:t>:</w:t>
+              <w:t>Ngày tiệc: {NgayToChuc}</w:t>
             </w:r>
           </w:p>
         </w:tc>
@@ -330,7 +322,7 @@
                 <w:sz w:val="20"/>
                 <w:szCs w:val="20"/>
               </w:rPr>
-              <w:t>Thời gian tiệc :</w:t>
+              <w:t>Thời gian tiệc: {TiecGioBatDau} - {TiecGioKetThuc}</w:t>
             </w:r>
           </w:p>
         </w:tc>
@@ -375,7 +367,7 @@
                 <w:sz w:val="20"/>
                 <w:szCs w:val="20"/>
               </w:rPr>
-              <w:t>Địa điểm tiệc :</w:t>
+              <w:t>Địa điểm tiệc: {TiecSanhTiec}</w:t>
             </w:r>
           </w:p>
         </w:tc>
@@ -399,7 +391,7 @@
                 <w:sz w:val="20"/>
                 <w:szCs w:val="20"/>
               </w:rPr>
-              <w:t>Hình thức tiệc :</w:t>
+              <w:t>Hình thức tiệc: {LoaiHinhSuKien}</w:t>
             </w:r>
           </w:p>
         </w:tc>
@@ -471,23 +463,7 @@
                 <w:sz w:val="20"/>
                 <w:szCs w:val="20"/>
               </w:rPr>
-              <w:t>Đại diện</w:t>
-            </w:r>
-            <w:r>
-              <w:rPr>
-                <w:rFonts w:ascii="Times New Roman" w:hAnsi="Times New Roman" w:cs="Times New Roman"/>
-                <w:sz w:val="20"/>
-                <w:szCs w:val="20"/>
-              </w:rPr>
-              <w:t xml:space="preserve"> trung tâm</w:t>
-            </w:r>
-            <w:r>
-              <w:rPr>
-                <w:rFonts w:ascii="Times New Roman" w:hAnsi="Times New Roman" w:cs="Times New Roman"/>
-                <w:sz w:val="20"/>
-                <w:szCs w:val="20"/>
-              </w:rPr>
-              <w:t xml:space="preserve">: </w:t>
+              <w:t>Đại diện trung tâm: {BenANhanVienPhuTrach}</w:t>
             </w:r>
           </w:p>
         </w:tc>
@@ -511,31 +487,7 @@
                 <w:sz w:val="20"/>
                 <w:szCs w:val="20"/>
               </w:rPr>
-              <w:t>Khách h</w:t>
-            </w:r>
-            <w:r>
-              <w:rPr>
-                <w:rFonts w:ascii="Times New Roman" w:hAnsi="Times New Roman" w:cs="Times New Roman"/>
-                <w:sz w:val="20"/>
-                <w:szCs w:val="20"/>
-              </w:rPr>
-              <w:t>àng:………………………………    …………………………</w:t>
-            </w:r>
-            <w:r>
-              <w:rPr>
-                <w:rFonts w:ascii="Times New Roman" w:hAnsi="Times New Roman" w:cs="Times New Roman"/>
-                <w:sz w:val="20"/>
-                <w:szCs w:val="20"/>
-              </w:rPr>
-              <w:t>.làm đại diện</w:t>
-            </w:r>
-            <w:r>
-              <w:rPr>
-                <w:rFonts w:ascii="Times New Roman" w:hAnsi="Times New Roman" w:cs="Times New Roman"/>
-                <w:sz w:val="20"/>
-                <w:szCs w:val="20"/>
-              </w:rPr>
-              <w:t xml:space="preserve"> tiệc</w:t>
+              <w:t>Khách hàng: {BenBTenChuTiec} - {BenBTenDaiDien} làm đại diện tiệc</w:t>
             </w:r>
           </w:p>
         </w:tc>
@@ -580,15 +532,7 @@
                 <w:sz w:val="20"/>
                 <w:szCs w:val="20"/>
               </w:rPr>
-              <w:t>Chức vụ:</w:t>
-            </w:r>
-            <w:r>
-              <w:rPr>
-                <w:rFonts w:ascii="Times New Roman" w:hAnsi="Times New Roman" w:cs="Times New Roman"/>
-                <w:sz w:val="20"/>
-                <w:szCs w:val="20"/>
-              </w:rPr>
-              <w:t xml:space="preserve">  </w:t>
+              <w:t>Chức vụ: {BenBChucVu}</w:t>
             </w:r>
           </w:p>
         </w:tc>
@@ -612,23 +556,7 @@
                 <w:sz w:val="20"/>
                 <w:szCs w:val="20"/>
               </w:rPr>
-              <w:t xml:space="preserve">Số </w:t>
-            </w:r>
-            <w:r>
-              <w:rPr>
-                <w:rFonts w:ascii="Times New Roman" w:hAnsi="Times New Roman" w:cs="Times New Roman"/>
-                <w:sz w:val="20"/>
-                <w:szCs w:val="20"/>
-              </w:rPr>
-              <w:t xml:space="preserve">điện thoại: </w:t>
-            </w:r>
-            <w:r>
-              <w:rPr>
-                <w:rFonts w:ascii="Times New Roman" w:hAnsi="Times New Roman" w:cs="Times New Roman"/>
-                <w:sz w:val="20"/>
-                <w:szCs w:val="20"/>
-              </w:rPr>
-              <w:t>…………………………….</w:t>
+              <w:t>Số điện thoại: {BenBDienThoai}</w:t>
             </w:r>
           </w:p>
         </w:tc>

--- a/backend-app/samples/biểu mẫu tiệc/BIÊN BẢN GIAO MÓN PHÁT SINH.docx
+++ b/backend-app/samples/biểu mẫu tiệc/BIÊN BẢN GIAO MÓN PHÁT SINH.docx
@@ -1,5 +1,64 @@
 
-<file path=word/document.xml><?xml version="1.0" encoding="utf-8"?>
+<file path=customXml\item1.xml><?xml version="1.0" encoding="utf-8"?>
+<b:Sources xmlns:b="http://schemas.openxmlformats.org/officeDocument/2006/bibliography" xmlns="http://schemas.openxmlformats.org/officeDocument/2006/bibliography" SelectedStyle="\APA.XSL" StyleName="APA"/>
+</file>
+
+<file path=customXml\itemProps1.xml><?xml version="1.0" encoding="utf-8"?>
+<ds:datastoreItem xmlns:ds="http://schemas.openxmlformats.org/officeDocument/2006/customXml" ds:itemID="{7D06F1D2-AF85-4874-9BB5-5B07C188A524}">
+  <ds:schemaRefs>
+    <ds:schemaRef ds:uri="http://schemas.openxmlformats.org/officeDocument/2006/bibliography"/>
+  </ds:schemaRefs>
+</ds:datastoreItem>
+</file>
+
+<file path=docProps\app.xml><?xml version="1.0" encoding="utf-8"?>
+<Properties xmlns="http://schemas.openxmlformats.org/officeDocument/2006/extended-properties" xmlns:vt="http://schemas.openxmlformats.org/officeDocument/2006/docPropsVTypes">
+  <Template>Normal.dotm</Template>
+  <TotalTime>15</TotalTime>
+  <Pages>1</Pages>
+  <Words>91</Words>
+  <Characters>521</Characters>
+  <Application>Microsoft Office Word</Application>
+  <DocSecurity>0</DocSecurity>
+  <Lines>4</Lines>
+  <Paragraphs>1</Paragraphs>
+  <ScaleCrop>false</ScaleCrop>
+  <HeadingPairs>
+    <vt:vector size="2" baseType="variant">
+      <vt:variant>
+        <vt:lpstr>Title</vt:lpstr>
+      </vt:variant>
+      <vt:variant>
+        <vt:i4>1</vt:i4>
+      </vt:variant>
+    </vt:vector>
+  </HeadingPairs>
+  <TitlesOfParts>
+    <vt:vector size="1" baseType="lpstr">
+      <vt:lpstr/>
+    </vt:vector>
+  </TitlesOfParts>
+  <Company>Truong</Company>
+  <LinksUpToDate>false</LinksUpToDate>
+  <CharactersWithSpaces>611</CharactersWithSpaces>
+  <SharedDoc>false</SharedDoc>
+  <HyperlinksChanged>false</HyperlinksChanged>
+  <AppVersion>16.0000</AppVersion>
+</Properties>
+</file>
+
+<file path=docProps\core.xml><?xml version="1.0" encoding="utf-8"?>
+<cp:coreProperties xmlns:cp="http://schemas.openxmlformats.org/package/2006/metadata/core-properties" xmlns:dc="http://purl.org/dc/elements/1.1/" xmlns:dcterms="http://purl.org/dc/terms/" xmlns:dcmitype="http://purl.org/dc/dcmitype/" xmlns:xsi="http://www.w3.org/2001/XMLSchema-instance">
+  <dc:creator>Mr Tuan</dc:creator>
+  <cp:lastModifiedBy>hp</cp:lastModifiedBy>
+  <cp:revision>4</cp:revision>
+  <cp:lastPrinted>2023-07-28T07:54:00Z</cp:lastPrinted>
+  <dcterms:created xsi:type="dcterms:W3CDTF">2023-01-05T06:45:00Z</dcterms:created>
+  <dcterms:modified xsi:type="dcterms:W3CDTF">2023-07-28T11:00:00Z</dcterms:modified>
+</cp:coreProperties>
+</file>
+
+<file path=word\document.xml><?xml version="1.0" encoding="utf-8"?>
 <w:document xmlns:wpc="http://schemas.microsoft.com/office/word/2010/wordprocessingCanvas" xmlns:cx="http://schemas.microsoft.com/office/drawing/2014/chartex" xmlns:mc="http://schemas.openxmlformats.org/markup-compatibility/2006" xmlns:o="urn:schemas-microsoft-com:office:office" xmlns:r="http://schemas.openxmlformats.org/officeDocument/2006/relationships" xmlns:m="http://schemas.openxmlformats.org/officeDocument/2006/math" xmlns:v="urn:schemas-microsoft-com:vml" xmlns:wp14="http://schemas.microsoft.com/office/word/2010/wordprocessingDrawing" xmlns:wp="http://schemas.openxmlformats.org/drawingml/2006/wordprocessingDrawing" xmlns:w10="urn:schemas-microsoft-com:office:word" xmlns:w="http://schemas.openxmlformats.org/wordprocessingml/2006/main" xmlns:w14="http://schemas.microsoft.com/office/word/2010/wordml" xmlns:w15="http://schemas.microsoft.com/office/word/2012/wordml" xmlns:w16se="http://schemas.microsoft.com/office/word/2015/wordml/symex" xmlns:wpg="http://schemas.microsoft.com/office/word/2010/wordprocessingGroup" xmlns:wpi="http://schemas.microsoft.com/office/word/2010/wordprocessingInk" xmlns:wne="http://schemas.microsoft.com/office/word/2006/wordml" xmlns:wps="http://schemas.microsoft.com/office/word/2010/wordprocessingShape" mc:Ignorable="w14 w15 w16se wp14">
   <w:body>
     <w:tbl>
@@ -487,7 +546,7 @@
                 <w:sz w:val="20"/>
                 <w:szCs w:val="20"/>
               </w:rPr>
-              <w:t>Khách hàng: {BenBTenChuTiec} - {BenBTenDaiDien} làm đại diện tiệc</w:t>
+              <w:t>Khách hàng: {BenBTenDaiDien} - {BenBTenDaiDien} làm đại diện tiệc</w:t>
             </w:r>
           </w:p>
         </w:tc>
@@ -816,7 +875,7 @@
           </w:tcPr>
           <w:p>
             <w:r>
-              <w:t>{BanChinhThuc}</w:t>
+              <w:t>{SoBanChinhThuc}</w:t>
             </w:r>
           </w:p>
         </w:tc>
@@ -846,7 +905,7 @@
           </w:tcPr>
           <w:p>
             <w:r>
-              <w:t>{BanDuPhong}</w:t>
+              <w:t>{SoBanDuPhong}</w:t>
             </w:r>
           </w:p>
         </w:tc>
@@ -1294,7 +1353,7 @@
 </w:document>
 </file>
 
-<file path=word/endnotes.xml><?xml version="1.0" encoding="utf-8"?>
+<file path=word\endnotes.xml><?xml version="1.0" encoding="utf-8"?>
 <w:endnotes xmlns:wpc="http://schemas.microsoft.com/office/word/2010/wordprocessingCanvas" xmlns:cx="http://schemas.microsoft.com/office/drawing/2014/chartex" xmlns:mc="http://schemas.openxmlformats.org/markup-compatibility/2006" xmlns:o="urn:schemas-microsoft-com:office:office" xmlns:r="http://schemas.openxmlformats.org/officeDocument/2006/relationships" xmlns:m="http://schemas.openxmlformats.org/officeDocument/2006/math" xmlns:v="urn:schemas-microsoft-com:vml" xmlns:wp14="http://schemas.microsoft.com/office/word/2010/wordprocessingDrawing" xmlns:wp="http://schemas.openxmlformats.org/drawingml/2006/wordprocessingDrawing" xmlns:w10="urn:schemas-microsoft-com:office:word" xmlns:w="http://schemas.openxmlformats.org/wordprocessingml/2006/main" xmlns:w14="http://schemas.microsoft.com/office/word/2010/wordml" xmlns:w15="http://schemas.microsoft.com/office/word/2012/wordml" xmlns:w16se="http://schemas.microsoft.com/office/word/2015/wordml/symex" xmlns:wpg="http://schemas.microsoft.com/office/word/2010/wordprocessingGroup" xmlns:wpi="http://schemas.microsoft.com/office/word/2010/wordprocessingInk" xmlns:wne="http://schemas.microsoft.com/office/word/2006/wordml" xmlns:wps="http://schemas.microsoft.com/office/word/2010/wordprocessingShape" mc:Ignorable="w14 w15 w16se wp14">
   <w:endnote w:type="separator" w:id="-1">
     <w:p>
@@ -1319,7 +1378,40 @@
 </w:endnotes>
 </file>
 
-<file path=word/footnotes.xml><?xml version="1.0" encoding="utf-8"?>
+<file path=word\fontTable.xml><?xml version="1.0" encoding="utf-8"?>
+<w:fonts xmlns:mc="http://schemas.openxmlformats.org/markup-compatibility/2006" xmlns:r="http://schemas.openxmlformats.org/officeDocument/2006/relationships" xmlns:w="http://schemas.openxmlformats.org/wordprocessingml/2006/main" xmlns:w14="http://schemas.microsoft.com/office/word/2010/wordml" xmlns:w15="http://schemas.microsoft.com/office/word/2012/wordml" xmlns:w16se="http://schemas.microsoft.com/office/word/2015/wordml/symex" mc:Ignorable="w14 w15 w16se">
+  <w:font w:name="Times New Roman">
+    <w:panose1 w:val="02020603050405020304"/>
+    <w:charset w:val="00"/>
+    <w:family w:val="roman"/>
+    <w:pitch w:val="variable"/>
+    <w:sig w:usb0="E0002EFF" w:usb1="C000785B" w:usb2="00000009" w:usb3="00000000" w:csb0="000001FF" w:csb1="00000000"/>
+  </w:font>
+  <w:font w:name="Calibri">
+    <w:panose1 w:val="020F0502020204030204"/>
+    <w:charset w:val="00"/>
+    <w:family w:val="swiss"/>
+    <w:pitch w:val="variable"/>
+    <w:sig w:usb0="E4002EFF" w:usb1="C200247B" w:usb2="00000009" w:usb3="00000000" w:csb0="000001FF" w:csb1="00000000"/>
+  </w:font>
+  <w:font w:name="Tahoma">
+    <w:panose1 w:val="020B0604030504040204"/>
+    <w:charset w:val="00"/>
+    <w:family w:val="swiss"/>
+    <w:pitch w:val="variable"/>
+    <w:sig w:usb0="E1002EFF" w:usb1="C000605B" w:usb2="00000029" w:usb3="00000000" w:csb0="000101FF" w:csb1="00000000"/>
+  </w:font>
+  <w:font w:name="Cambria">
+    <w:panose1 w:val="02040503050406030204"/>
+    <w:charset w:val="00"/>
+    <w:family w:val="roman"/>
+    <w:pitch w:val="variable"/>
+    <w:sig w:usb0="E00006FF" w:usb1="420024FF" w:usb2="02000000" w:usb3="00000000" w:csb0="0000019F" w:csb1="00000000"/>
+  </w:font>
+</w:fonts>
+</file>
+
+<file path=word\footnotes.xml><?xml version="1.0" encoding="utf-8"?>
 <w:footnotes xmlns:wpc="http://schemas.microsoft.com/office/word/2010/wordprocessingCanvas" xmlns:cx="http://schemas.microsoft.com/office/drawing/2014/chartex" xmlns:mc="http://schemas.openxmlformats.org/markup-compatibility/2006" xmlns:o="urn:schemas-microsoft-com:office:office" xmlns:r="http://schemas.openxmlformats.org/officeDocument/2006/relationships" xmlns:m="http://schemas.openxmlformats.org/officeDocument/2006/math" xmlns:v="urn:schemas-microsoft-com:vml" xmlns:wp14="http://schemas.microsoft.com/office/word/2010/wordprocessingDrawing" xmlns:wp="http://schemas.openxmlformats.org/drawingml/2006/wordprocessingDrawing" xmlns:w10="urn:schemas-microsoft-com:office:word" xmlns:w="http://schemas.openxmlformats.org/wordprocessingml/2006/main" xmlns:w14="http://schemas.microsoft.com/office/word/2010/wordml" xmlns:w15="http://schemas.microsoft.com/office/word/2012/wordml" xmlns:w16se="http://schemas.microsoft.com/office/word/2015/wordml/symex" xmlns:wpg="http://schemas.microsoft.com/office/word/2010/wordprocessingGroup" xmlns:wpi="http://schemas.microsoft.com/office/word/2010/wordprocessingInk" xmlns:wne="http://schemas.microsoft.com/office/word/2006/wordml" xmlns:wps="http://schemas.microsoft.com/office/word/2010/wordprocessingShape" mc:Ignorable="w14 w15 w16se wp14">
   <w:footnote w:type="separator" w:id="-1">
     <w:p>
@@ -1344,7 +1436,7 @@
 </w:footnotes>
 </file>
 
-<file path=word/numbering.xml><?xml version="1.0" encoding="utf-8"?>
+<file path=word\numbering.xml><?xml version="1.0" encoding="utf-8"?>
 <w:numbering xmlns:wpc="http://schemas.microsoft.com/office/word/2010/wordprocessingCanvas" xmlns:cx="http://schemas.microsoft.com/office/drawing/2014/chartex" xmlns:mc="http://schemas.openxmlformats.org/markup-compatibility/2006" xmlns:o="urn:schemas-microsoft-com:office:office" xmlns:r="http://schemas.openxmlformats.org/officeDocument/2006/relationships" xmlns:m="http://schemas.openxmlformats.org/officeDocument/2006/math" xmlns:v="urn:schemas-microsoft-com:vml" xmlns:wp14="http://schemas.microsoft.com/office/word/2010/wordprocessingDrawing" xmlns:wp="http://schemas.openxmlformats.org/drawingml/2006/wordprocessingDrawing" xmlns:w10="urn:schemas-microsoft-com:office:word" xmlns:w="http://schemas.openxmlformats.org/wordprocessingml/2006/main" xmlns:w14="http://schemas.microsoft.com/office/word/2010/wordml" xmlns:w15="http://schemas.microsoft.com/office/word/2012/wordml" xmlns:w16se="http://schemas.microsoft.com/office/word/2015/wordml/symex" xmlns:wpg="http://schemas.microsoft.com/office/word/2010/wordprocessingGroup" xmlns:wpi="http://schemas.microsoft.com/office/word/2010/wordprocessingInk" xmlns:wne="http://schemas.microsoft.com/office/word/2006/wordml" xmlns:wps="http://schemas.microsoft.com/office/word/2010/wordprocessingShape" mc:Ignorable="w14 w15 w16se wp14">
   <w:abstractNum w:abstractNumId="0" w15:restartNumberingAfterBreak="0">
     <w:nsid w:val="18E12136"/>
@@ -2092,7 +2184,226 @@
 </w:numbering>
 </file>
 
-<file path=word/styles.xml><?xml version="1.0" encoding="utf-8"?>
+<file path=word\settings.xml><?xml version="1.0" encoding="utf-8"?>
+<w:settings xmlns:mc="http://schemas.openxmlformats.org/markup-compatibility/2006" xmlns:o="urn:schemas-microsoft-com:office:office" xmlns:r="http://schemas.openxmlformats.org/officeDocument/2006/relationships" xmlns:m="http://schemas.openxmlformats.org/officeDocument/2006/math" xmlns:v="urn:schemas-microsoft-com:vml" xmlns:w10="urn:schemas-microsoft-com:office:word" xmlns:w="http://schemas.openxmlformats.org/wordprocessingml/2006/main" xmlns:w14="http://schemas.microsoft.com/office/word/2010/wordml" xmlns:w15="http://schemas.microsoft.com/office/word/2012/wordml" xmlns:w16se="http://schemas.microsoft.com/office/word/2015/wordml/symex" xmlns:sl="http://schemas.openxmlformats.org/schemaLibrary/2006/main" mc:Ignorable="w14 w15 w16se">
+  <w:zoom w:percent="100"/>
+  <w:defaultTabStop w:val="720"/>
+  <w:characterSpacingControl w:val="doNotCompress"/>
+  <w:footnotePr>
+    <w:footnote w:id="-1"/>
+    <w:footnote w:id="0"/>
+  </w:footnotePr>
+  <w:endnotePr>
+    <w:endnote w:id="-1"/>
+    <w:endnote w:id="0"/>
+  </w:endnotePr>
+  <w:compat>
+    <w:compatSetting w:name="compatibilityMode" w:uri="http://schemas.microsoft.com/office/word" w:val="14"/>
+    <w:compatSetting w:name="overrideTableStyleFontSizeAndJustification" w:uri="http://schemas.microsoft.com/office/word" w:val="1"/>
+    <w:compatSetting w:name="enableOpenTypeFeatures" w:uri="http://schemas.microsoft.com/office/word" w:val="1"/>
+    <w:compatSetting w:name="doNotFlipMirrorIndents" w:uri="http://schemas.microsoft.com/office/word" w:val="1"/>
+  </w:compat>
+  <w:rsids>
+    <w:rsidRoot w:val="000D586C"/>
+    <w:rsid w:val="0001107B"/>
+    <w:rsid w:val="000145B6"/>
+    <w:rsid w:val="00036E99"/>
+    <w:rsid w:val="000656DE"/>
+    <w:rsid w:val="0007079B"/>
+    <w:rsid w:val="00080BFB"/>
+    <w:rsid w:val="000A2DD2"/>
+    <w:rsid w:val="000A3C9A"/>
+    <w:rsid w:val="000B0DB6"/>
+    <w:rsid w:val="000B5451"/>
+    <w:rsid w:val="000D586C"/>
+    <w:rsid w:val="000E4AE9"/>
+    <w:rsid w:val="001200C6"/>
+    <w:rsid w:val="00152073"/>
+    <w:rsid w:val="001525C3"/>
+    <w:rsid w:val="00165061"/>
+    <w:rsid w:val="001968C1"/>
+    <w:rsid w:val="001B0309"/>
+    <w:rsid w:val="001D18FB"/>
+    <w:rsid w:val="001D7CDF"/>
+    <w:rsid w:val="001E0DF5"/>
+    <w:rsid w:val="001F0B61"/>
+    <w:rsid w:val="002040E4"/>
+    <w:rsid w:val="0022715C"/>
+    <w:rsid w:val="00243F2B"/>
+    <w:rsid w:val="002468A3"/>
+    <w:rsid w:val="0028334F"/>
+    <w:rsid w:val="00293481"/>
+    <w:rsid w:val="002B1A33"/>
+    <w:rsid w:val="002B2AFD"/>
+    <w:rsid w:val="002C24FE"/>
+    <w:rsid w:val="002D26E8"/>
+    <w:rsid w:val="002E1AED"/>
+    <w:rsid w:val="003053DA"/>
+    <w:rsid w:val="0030791A"/>
+    <w:rsid w:val="00315680"/>
+    <w:rsid w:val="00317AEB"/>
+    <w:rsid w:val="003253CE"/>
+    <w:rsid w:val="00333FE7"/>
+    <w:rsid w:val="0033463C"/>
+    <w:rsid w:val="00357E4E"/>
+    <w:rsid w:val="00360CF6"/>
+    <w:rsid w:val="003A3D2C"/>
+    <w:rsid w:val="003A7EBA"/>
+    <w:rsid w:val="003E706D"/>
+    <w:rsid w:val="004035FB"/>
+    <w:rsid w:val="00404AD1"/>
+    <w:rsid w:val="004152FA"/>
+    <w:rsid w:val="004765D7"/>
+    <w:rsid w:val="00486678"/>
+    <w:rsid w:val="004B4EF1"/>
+    <w:rsid w:val="004D5CC3"/>
+    <w:rsid w:val="00517932"/>
+    <w:rsid w:val="00540AC0"/>
+    <w:rsid w:val="005920E2"/>
+    <w:rsid w:val="005B34DD"/>
+    <w:rsid w:val="005C01FD"/>
+    <w:rsid w:val="005C31B2"/>
+    <w:rsid w:val="005C4639"/>
+    <w:rsid w:val="005E24CC"/>
+    <w:rsid w:val="005F3444"/>
+    <w:rsid w:val="006632AD"/>
+    <w:rsid w:val="00691470"/>
+    <w:rsid w:val="006A75DC"/>
+    <w:rsid w:val="006B1658"/>
+    <w:rsid w:val="006B1C6A"/>
+    <w:rsid w:val="006B47E8"/>
+    <w:rsid w:val="006C547E"/>
+    <w:rsid w:val="006C7597"/>
+    <w:rsid w:val="006F0533"/>
+    <w:rsid w:val="00713152"/>
+    <w:rsid w:val="00720777"/>
+    <w:rsid w:val="00742E79"/>
+    <w:rsid w:val="007539C4"/>
+    <w:rsid w:val="0075479D"/>
+    <w:rsid w:val="00757732"/>
+    <w:rsid w:val="0076761D"/>
+    <w:rsid w:val="00790D45"/>
+    <w:rsid w:val="007A1533"/>
+    <w:rsid w:val="007A3E65"/>
+    <w:rsid w:val="007C56FE"/>
+    <w:rsid w:val="0080174B"/>
+    <w:rsid w:val="00806FA1"/>
+    <w:rsid w:val="008369AA"/>
+    <w:rsid w:val="00854B79"/>
+    <w:rsid w:val="00877359"/>
+    <w:rsid w:val="008949CC"/>
+    <w:rsid w:val="008A2507"/>
+    <w:rsid w:val="008B2F13"/>
+    <w:rsid w:val="008C28C5"/>
+    <w:rsid w:val="008D042E"/>
+    <w:rsid w:val="008D4077"/>
+    <w:rsid w:val="009062E7"/>
+    <w:rsid w:val="00906418"/>
+    <w:rsid w:val="009357D3"/>
+    <w:rsid w:val="00935A48"/>
+    <w:rsid w:val="009957F3"/>
+    <w:rsid w:val="00996ADA"/>
+    <w:rsid w:val="009A1FB7"/>
+    <w:rsid w:val="009A649E"/>
+    <w:rsid w:val="009C4B61"/>
+    <w:rsid w:val="009D4801"/>
+    <w:rsid w:val="009E70FA"/>
+    <w:rsid w:val="00A014AE"/>
+    <w:rsid w:val="00A15489"/>
+    <w:rsid w:val="00A32E78"/>
+    <w:rsid w:val="00A47597"/>
+    <w:rsid w:val="00A5335F"/>
+    <w:rsid w:val="00A54822"/>
+    <w:rsid w:val="00A57845"/>
+    <w:rsid w:val="00A608BD"/>
+    <w:rsid w:val="00A6705D"/>
+    <w:rsid w:val="00A90B6C"/>
+    <w:rsid w:val="00AA6859"/>
+    <w:rsid w:val="00AB11A2"/>
+    <w:rsid w:val="00AB1800"/>
+    <w:rsid w:val="00AB5AE5"/>
+    <w:rsid w:val="00AD5BAA"/>
+    <w:rsid w:val="00AE3431"/>
+    <w:rsid w:val="00B36C22"/>
+    <w:rsid w:val="00B56B3F"/>
+    <w:rsid w:val="00B73F23"/>
+    <w:rsid w:val="00BA1869"/>
+    <w:rsid w:val="00BD195C"/>
+    <w:rsid w:val="00BF2C30"/>
+    <w:rsid w:val="00BF520A"/>
+    <w:rsid w:val="00C1266D"/>
+    <w:rsid w:val="00C31CE3"/>
+    <w:rsid w:val="00C3786E"/>
+    <w:rsid w:val="00C5196C"/>
+    <w:rsid w:val="00C56A13"/>
+    <w:rsid w:val="00C6766F"/>
+    <w:rsid w:val="00CD19A5"/>
+    <w:rsid w:val="00CE18AE"/>
+    <w:rsid w:val="00CE709E"/>
+    <w:rsid w:val="00D1561A"/>
+    <w:rsid w:val="00D1634A"/>
+    <w:rsid w:val="00D648A1"/>
+    <w:rsid w:val="00D845CD"/>
+    <w:rsid w:val="00DB505E"/>
+    <w:rsid w:val="00DC4299"/>
+    <w:rsid w:val="00DD1863"/>
+    <w:rsid w:val="00DE5D28"/>
+    <w:rsid w:val="00E1055E"/>
+    <w:rsid w:val="00E16312"/>
+    <w:rsid w:val="00E6612F"/>
+    <w:rsid w:val="00E72588"/>
+    <w:rsid w:val="00E81D59"/>
+    <w:rsid w:val="00E93423"/>
+    <w:rsid w:val="00EA26DA"/>
+    <w:rsid w:val="00EB31B9"/>
+    <w:rsid w:val="00EC553E"/>
+    <w:rsid w:val="00ED780B"/>
+    <w:rsid w:val="00EE1372"/>
+    <w:rsid w:val="00EF0831"/>
+    <w:rsid w:val="00EF670E"/>
+    <w:rsid w:val="00F053FB"/>
+    <w:rsid w:val="00F25CA4"/>
+    <w:rsid w:val="00F25CFA"/>
+    <w:rsid w:val="00F35F06"/>
+    <w:rsid w:val="00F40C73"/>
+    <w:rsid w:val="00F4505A"/>
+    <w:rsid w:val="00F61424"/>
+    <w:rsid w:val="00F833CE"/>
+    <w:rsid w:val="00FA5315"/>
+    <w:rsid w:val="00FC4492"/>
+    <w:rsid w:val="00FC72A7"/>
+    <w:rsid w:val="00FE6CA9"/>
+    <w:rsid w:val="00FF0DB5"/>
+  </w:rsids>
+  <m:mathPr>
+    <m:mathFont m:val="Cambria Math"/>
+    <m:brkBin m:val="before"/>
+    <m:brkBinSub m:val="--"/>
+    <m:smallFrac/>
+    <m:dispDef/>
+    <m:lMargin m:val="0"/>
+    <m:rMargin m:val="0"/>
+    <m:defJc m:val="centerGroup"/>
+    <m:wrapIndent m:val="1440"/>
+    <m:intLim m:val="subSup"/>
+    <m:naryLim m:val="undOvr"/>
+  </m:mathPr>
+  <w:themeFontLang w:val="en-US"/>
+  <w:clrSchemeMapping w:bg1="light1" w:t1="dark1" w:bg2="light2" w:t2="dark2" w:accent1="accent1" w:accent2="accent2" w:accent3="accent3" w:accent4="accent4" w:accent5="accent5" w:accent6="accent6" w:hyperlink="hyperlink" w:followedHyperlink="followedHyperlink"/>
+  <w:shapeDefaults>
+    <o:shapedefaults v:ext="edit" spidmax="1026"/>
+    <o:shapelayout v:ext="edit">
+      <o:idmap v:ext="edit" data="1"/>
+    </o:shapelayout>
+  </w:shapeDefaults>
+  <w:decimalSymbol w:val="."/>
+  <w:listSeparator w:val=","/>
+  <w14:docId w14:val="2292F66C"/>
+  <w15:docId w15:val="{6EE80094-3C63-476F-BE89-299631BE8594}"/>
+</w:settings>
+</file>
+
+<file path=word\styles.xml><?xml version="1.0" encoding="utf-8"?>
 <w:styles xmlns:mc="http://schemas.openxmlformats.org/markup-compatibility/2006" xmlns:r="http://schemas.openxmlformats.org/officeDocument/2006/relationships" xmlns:w="http://schemas.openxmlformats.org/wordprocessingml/2006/main" xmlns:w14="http://schemas.microsoft.com/office/word/2010/wordml" xmlns:w15="http://schemas.microsoft.com/office/word/2012/wordml" xmlns:w16se="http://schemas.microsoft.com/office/word/2015/wordml/symex" mc:Ignorable="w14 w15 w16se">
   <w:docDefaults>
     <w:rPrDefault>
@@ -2621,7 +2932,7 @@
 </w:styles>
 </file>
 
-<file path=word/theme/theme1.xml><?xml version="1.0" encoding="utf-8"?>
+<file path=word\theme\theme1.xml><?xml version="1.0" encoding="utf-8"?>
 <a:theme xmlns:a="http://schemas.openxmlformats.org/drawingml/2006/main" name="Office Theme">
   <a:themeElements>
     <a:clrScheme name="Office">
@@ -2906,14 +3217,25 @@
 </a:theme>
 </file>
 
-<file path=customXml/item1.xml><?xml version="1.0" encoding="utf-8"?>
-<b:Sources xmlns:b="http://schemas.openxmlformats.org/officeDocument/2006/bibliography" xmlns="http://schemas.openxmlformats.org/officeDocument/2006/bibliography" SelectedStyle="\APA.XSL" StyleName="APA"/>
-</file>
-
-<file path=customXml/itemProps1.xml><?xml version="1.0" encoding="utf-8"?>
-<ds:datastoreItem xmlns:ds="http://schemas.openxmlformats.org/officeDocument/2006/customXml" ds:itemID="{7D06F1D2-AF85-4874-9BB5-5B07C188A524}">
-  <ds:schemaRefs>
-    <ds:schemaRef ds:uri="http://schemas.openxmlformats.org/officeDocument/2006/bibliography"/>
-  </ds:schemaRefs>
-</ds:datastoreItem>
+<file path=word\webSettings.xml><?xml version="1.0" encoding="utf-8"?>
+<w:webSettings xmlns:mc="http://schemas.openxmlformats.org/markup-compatibility/2006" xmlns:r="http://schemas.openxmlformats.org/officeDocument/2006/relationships" xmlns:w="http://schemas.openxmlformats.org/wordprocessingml/2006/main" xmlns:w14="http://schemas.microsoft.com/office/word/2010/wordml" xmlns:w15="http://schemas.microsoft.com/office/word/2012/wordml" xmlns:w16se="http://schemas.microsoft.com/office/word/2015/wordml/symex" mc:Ignorable="w14 w15 w16se">
+  <w:divs>
+    <w:div w:id="1970238201">
+      <w:bodyDiv w:val="1"/>
+      <w:marLeft w:val="0"/>
+      <w:marRight w:val="0"/>
+      <w:marTop w:val="0"/>
+      <w:marBottom w:val="0"/>
+      <w:divBdr>
+        <w:top w:val="none" w:sz="0" w:space="0" w:color="auto"/>
+        <w:left w:val="none" w:sz="0" w:space="0" w:color="auto"/>
+        <w:bottom w:val="none" w:sz="0" w:space="0" w:color="auto"/>
+        <w:right w:val="none" w:sz="0" w:space="0" w:color="auto"/>
+      </w:divBdr>
+    </w:div>
+  </w:divs>
+  <w:optimizeForBrowser/>
+  <w:relyOnVML/>
+  <w:allowPNG/>
+</w:webSettings>
 </file>